--- a/pr-preview/pr-348/classification-handout.docx
+++ b/pr-preview/pr-348/classification-handout.docx
@@ -15,7 +15,7 @@
         <w:pStyle w:val="Date"/>
       </w:pPr>
       <w:r>
-        <w:t xml:space="preserve">Last modified: 2026-10-18 22:03:59 (PDT)</w:t>
+        <w:t xml:space="preserve">Last modified: 2026-10-19 00:34:54 (PDT)</w:t>
       </w:r>
     </w:p>
     <w:bookmarkStart w:id="18" w:name="introduction"/>

--- a/pr-preview/pr-348/classification-handout.docx
+++ b/pr-preview/pr-348/classification-handout.docx
@@ -15,7 +15,7 @@
         <w:pStyle w:val="Date"/>
       </w:pPr>
       <w:r>
-        <w:t xml:space="preserve">Last modified: 2026-10-19 00:34:54 (PDT)</w:t>
+        <w:t xml:space="preserve">Last modified: 2026-10-19 01:01:02 (PDT)</w:t>
       </w:r>
     </w:p>
     <w:bookmarkStart w:id="18" w:name="introduction"/>
@@ -230,12 +230,6 @@
           <m:t>x</m:t>
         </m:r>
       </m:oMath>
-      <w:r>
-        <w:t xml:space="preserve"> </w:t>
-      </w:r>
-      <w:r>
-        <w:t xml:space="preserve">[2]</w:t>
-      </w:r>
       <w:r>
         <w:t xml:space="preserve">.</w:t>
       </w:r>
@@ -1071,16 +1065,7 @@
         </m:r>
       </m:oMath>
       <w:r>
-        <w:t xml:space="preserve">)</w:t>
-      </w:r>
-      <w:r>
-        <w:t xml:space="preserve"> </w:t>
-      </w:r>
-      <w:r>
-        <w:t xml:space="preserve">[3]</w:t>
-      </w:r>
-      <w:r>
-        <w:t xml:space="preserve">:</w:t>
+        <w:t xml:space="preserve">):</w:t>
       </w:r>
     </w:p>
     <w:p>
@@ -2010,16 +1995,7 @@
         </m:r>
       </m:oMath>
       <w:r>
-        <w:t xml:space="preserve">)</w:t>
-      </w:r>
-      <w:r>
-        <w:t xml:space="preserve"> </w:t>
-      </w:r>
-      <w:r>
-        <w:t xml:space="preserve">[4]</w:t>
-      </w:r>
-      <w:r>
-        <w:t xml:space="preserve">:</w:t>
+        <w:t xml:space="preserve">):</w:t>
       </w:r>
     </w:p>
     <w:p>
@@ -2514,16 +2490,7 @@
         </m:r>
       </m:oMath>
       <w:r>
-        <w:t xml:space="preserve">)</w:t>
-      </w:r>
-      <w:r>
-        <w:t xml:space="preserve"> </w:t>
-      </w:r>
-      <w:r>
-        <w:t xml:space="preserve">[5]</w:t>
-      </w:r>
-      <w:r>
-        <w:t xml:space="preserve">:</w:t>
+        <w:t xml:space="preserve">):</w:t>
       </w:r>
     </w:p>
     <w:p>
@@ -9511,16 +9478,7 @@
         <w:t xml:space="preserve"> </w:t>
       </w:r>
       <w:r>
-        <w:t xml:space="preserve">counts the four combinations</w:t>
-      </w:r>
-      <w:r>
-        <w:t xml:space="preserve"> </w:t>
-      </w:r>
-      <w:r>
-        <w:t xml:space="preserve">[6]</w:t>
-      </w:r>
-      <w:r>
-        <w:t xml:space="preserve">:</w:t>
+        <w:t xml:space="preserve">counts the four combinations:</w:t>
       </w:r>
     </w:p>
     <w:tbl>
@@ -13958,16 +13916,7 @@
         <w:t xml:space="preserve"> </w:t>
       </w:r>
       <w:r>
-        <w:t xml:space="preserve">is the reciprocal of the average of their reciprocals</w:t>
-      </w:r>
-      <w:r>
-        <w:t xml:space="preserve"> </w:t>
-      </w:r>
-      <w:r>
-        <w:t xml:space="preserve">[8]</w:t>
-      </w:r>
-      <w:r>
-        <w:t xml:space="preserve">:</w:t>
+        <w:t xml:space="preserve">is the reciprocal of the average of their reciprocals:</w:t>
       </w:r>
     </w:p>
     <w:p>

--- a/pr-preview/pr-348/classification-handout.docx
+++ b/pr-preview/pr-348/classification-handout.docx
@@ -15,7 +15,7 @@
         <w:pStyle w:val="Date"/>
       </w:pPr>
       <w:r>
-        <w:t xml:space="preserve">Last modified: 2026-10-19 01:01:02 (PDT)</w:t>
+        <w:t xml:space="preserve">Last modified: 2026-10-19 01:23:15 (PDT)</w:t>
       </w:r>
     </w:p>
     <w:bookmarkStart w:id="18" w:name="introduction"/>
